--- a/Document de synthèse.docx
+++ b/Document de synthèse.docx
@@ -22,8 +22,28 @@
           <w:rFonts w:ascii="Segoe UI Black" w:hAnsi="Segoe UI Black"/>
           <w:color w:val="215E99" w:themeColor="text2" w:themeTint="BF"/>
         </w:rPr>
-        <w:t xml:space="preserve"> – Skills Shop</w:t>
-      </w:r>
+        <w:t xml:space="preserve"> – </w:t>
+      </w:r>
+      <w:hyperlink r:id="rId8" w:history="1">
+        <w:proofErr w:type="spellStart"/>
+        <w:r>
+          <w:rPr>
+            <w:rStyle w:val="Hyperlink"/>
+            <w:rFonts w:ascii="Segoe UI Black" w:hAnsi="Segoe UI Black"/>
+            <w:color w:val="215E99" w:themeColor="text2" w:themeTint="BF"/>
+          </w:rPr>
+          <w:t>Skills</w:t>
+        </w:r>
+        <w:proofErr w:type="spellEnd"/>
+        <w:r>
+          <w:rPr>
+            <w:rStyle w:val="Hyperlink"/>
+            <w:rFonts w:ascii="Segoe UI Black" w:hAnsi="Segoe UI Black"/>
+            <w:color w:val="215E99" w:themeColor="text2" w:themeTint="BF"/>
+          </w:rPr>
+          <w:t xml:space="preserve"> Shop</w:t>
+        </w:r>
+      </w:hyperlink>
     </w:p>
     <w:p>
       <w:pPr>
@@ -115,7 +135,25 @@
           <w:i/>
           <w:iCs/>
         </w:rPr>
-        <w:t>A noter cependant, qu’une fonctionnalité permettant d’envoyer son panier directement une fois « acheté » dans un récapitulatif par e-mail pourrait me permettre de connaître les besoins de potentiels recruteurs</w:t>
+        <w:t xml:space="preserve">A noter cependant, qu’une fonctionnalité permettant d’envoyer son panier directement une fois « acheté » dans un récapitulatif par </w:t>
+      </w:r>
+      <w:proofErr w:type="gramStart"/>
+      <w:r>
+        <w:rPr>
+          <w:rFonts w:ascii="Segoe UI Light" w:hAnsi="Segoe UI Light" w:cs="Segoe UI Light"/>
+          <w:i/>
+          <w:iCs/>
+        </w:rPr>
+        <w:t>e-mail</w:t>
+      </w:r>
+      <w:proofErr w:type="gramEnd"/>
+      <w:r>
+        <w:rPr>
+          <w:rFonts w:ascii="Segoe UI Light" w:hAnsi="Segoe UI Light" w:cs="Segoe UI Light"/>
+          <w:i/>
+          <w:iCs/>
+        </w:rPr>
+        <w:t xml:space="preserve"> pourrait me permettre de connaître les besoins de potentiels recruteurs</w:t>
       </w:r>
       <w:r>
         <w:rPr>
@@ -263,7 +301,21 @@
         <w:rPr>
           <w:rFonts w:ascii="Segoe UI Light" w:hAnsi="Segoe UI Light" w:cs="Segoe UI Light"/>
         </w:rPr>
-        <w:t>Cependant, l’option du Drag&amp;Drop (ou Glisser-Déposer) et également une bonne option pour les usagers sur ordinateur, afin d’améliorer leur expérience utilisateur et la rendre inoubliable face aux concurrents</w:t>
+        <w:t xml:space="preserve">Cependant, l’option du </w:t>
+      </w:r>
+      <w:proofErr w:type="spellStart"/>
+      <w:r>
+        <w:rPr>
+          <w:rFonts w:ascii="Segoe UI Light" w:hAnsi="Segoe UI Light" w:cs="Segoe UI Light"/>
+        </w:rPr>
+        <w:t>Drag&amp;Drop</w:t>
+      </w:r>
+      <w:proofErr w:type="spellEnd"/>
+      <w:r>
+        <w:rPr>
+          <w:rFonts w:ascii="Segoe UI Light" w:hAnsi="Segoe UI Light" w:cs="Segoe UI Light"/>
+        </w:rPr>
+        <w:t xml:space="preserve"> (ou Glisser-Déposer) et également une bonne option pour les usagers sur ordinateur, afin d’améliorer leur expérience utilisateur et la rendre inoubliable face aux concurrents</w:t>
       </w:r>
       <w:r>
         <w:rPr>
@@ -308,20 +360,43 @@
           <w:rFonts w:ascii="Segoe UI Black" w:hAnsi="Segoe UI Black"/>
           <w:color w:val="215E99" w:themeColor="text2" w:themeTint="BF"/>
         </w:rPr>
-        <w:t>Gestion du LocalStorage</w:t>
-      </w:r>
-    </w:p>
-    <w:p>
-      <w:pPr>
-        <w:rPr>
-          <w:rFonts w:ascii="Segoe UI Light" w:hAnsi="Segoe UI Light" w:cs="Segoe UI Light"/>
-        </w:rPr>
-      </w:pPr>
-      <w:r>
-        <w:rPr>
-          <w:rFonts w:ascii="Segoe UI Light" w:hAnsi="Segoe UI Light" w:cs="Segoe UI Light"/>
-        </w:rPr>
-        <w:t>Au démarrage, le script « skills.js » récupère la chaîne JSON stockée via ce dernier. Si aucune chaîne n’est récupérée pas, elle force l’utilisation de l’objet « initialState »</w:t>
+        <w:t xml:space="preserve">Gestion du </w:t>
+      </w:r>
+      <w:proofErr w:type="spellStart"/>
+      <w:r>
+        <w:rPr>
+          <w:rFonts w:ascii="Segoe UI Black" w:hAnsi="Segoe UI Black"/>
+          <w:color w:val="215E99" w:themeColor="text2" w:themeTint="BF"/>
+        </w:rPr>
+        <w:t>LocalStorage</w:t>
+      </w:r>
+      <w:proofErr w:type="spellEnd"/>
+    </w:p>
+    <w:p>
+      <w:pPr>
+        <w:rPr>
+          <w:rFonts w:ascii="Segoe UI Light" w:hAnsi="Segoe UI Light" w:cs="Segoe UI Light"/>
+        </w:rPr>
+      </w:pPr>
+      <w:r>
+        <w:rPr>
+          <w:rFonts w:ascii="Segoe UI Light" w:hAnsi="Segoe UI Light" w:cs="Segoe UI Light"/>
+        </w:rPr>
+        <w:t>Au démarrage, le script « skills.js » récupère la chaîne JSON stockée via ce dernier. Si aucune chaîne n’est récupérée pas, elle force l’utilisation de l’objet « </w:t>
+      </w:r>
+      <w:proofErr w:type="spellStart"/>
+      <w:r>
+        <w:rPr>
+          <w:rFonts w:ascii="Segoe UI Light" w:hAnsi="Segoe UI Light" w:cs="Segoe UI Light"/>
+        </w:rPr>
+        <w:t>initialState</w:t>
+      </w:r>
+      <w:proofErr w:type="spellEnd"/>
+      <w:r>
+        <w:rPr>
+          <w:rFonts w:ascii="Segoe UI Light" w:hAnsi="Segoe UI Light" w:cs="Segoe UI Light"/>
+        </w:rPr>
+        <w:t> »</w:t>
       </w:r>
       <w:r>
         <w:rPr>
@@ -405,7 +480,25 @@
           <w:iCs/>
         </w:rPr>
         <w:lastRenderedPageBreak/>
-        <w:t>De plus, un bouton « admin access » permet à n’importe qui inscrivant au moins 1 caractère dans la fenêtre d’alerte pour accéder des crédits "illimités" et le niveau d’expérience initialisé à 10 (niveau permettant de déverrouiller toutes les compétences)</w:t>
+        <w:t xml:space="preserve">De plus, un bouton « admin </w:t>
+      </w:r>
+      <w:proofErr w:type="spellStart"/>
+      <w:r>
+        <w:rPr>
+          <w:rFonts w:ascii="Segoe UI Light" w:hAnsi="Segoe UI Light" w:cs="Segoe UI Light"/>
+          <w:i/>
+          <w:iCs/>
+        </w:rPr>
+        <w:t>access</w:t>
+      </w:r>
+      <w:proofErr w:type="spellEnd"/>
+      <w:r>
+        <w:rPr>
+          <w:rFonts w:ascii="Segoe UI Light" w:hAnsi="Segoe UI Light" w:cs="Segoe UI Light"/>
+          <w:i/>
+          <w:iCs/>
+        </w:rPr>
+        <w:t> » permet à n’importe qui inscrivant au moins 1 caractère dans la fenêtre d’alerte pour accéder des crédits "illimités" et le niveau d’expérience initialisé à 10 (niveau permettant de déverrouiller toutes les compétences)</w:t>
       </w:r>
       <w:r>
         <w:rPr>
@@ -501,7 +594,21 @@
           <w:rFonts w:ascii="Segoe UI Light" w:hAnsi="Segoe UI Light" w:cs="Segoe UI Light"/>
         </w:rPr>
         <w:br/>
-        <w:t>Pour le « Minage de Bitcoin », un setTimeout de 3000ms simule le temps de travail de la fonction et ainsi restreint l’internaute</w:t>
+        <w:t xml:space="preserve">Pour le « Minage de Bitcoin », un </w:t>
+      </w:r>
+      <w:proofErr w:type="spellStart"/>
+      <w:r>
+        <w:rPr>
+          <w:rFonts w:ascii="Segoe UI Light" w:hAnsi="Segoe UI Light" w:cs="Segoe UI Light"/>
+        </w:rPr>
+        <w:t>setTimeout</w:t>
+      </w:r>
+      <w:proofErr w:type="spellEnd"/>
+      <w:r>
+        <w:rPr>
+          <w:rFonts w:ascii="Segoe UI Light" w:hAnsi="Segoe UI Light" w:cs="Segoe UI Light"/>
+        </w:rPr>
+        <w:t xml:space="preserve"> de 3000ms simule le temps de travail de la fonction et ainsi restreint l’internaute</w:t>
       </w:r>
       <w:r>
         <w:rPr>
@@ -612,7 +719,153 @@
           <w:iCs/>
         </w:rPr>
         <w:br/>
-        <w:t>Ainsi, les balises CSS sont constitutés de : .projects .left-part .left-right {color : var(--primary)</w:t>
+        <w:t xml:space="preserve">Ainsi, les balises CSS sont </w:t>
+      </w:r>
+      <w:proofErr w:type="spellStart"/>
+      <w:r>
+        <w:rPr>
+          <w:rFonts w:ascii="Segoe UI Light" w:hAnsi="Segoe UI Light" w:cs="Segoe UI Light"/>
+          <w:i/>
+          <w:iCs/>
+        </w:rPr>
+        <w:t>constitutés</w:t>
+      </w:r>
+      <w:proofErr w:type="spellEnd"/>
+      <w:r>
+        <w:rPr>
+          <w:rFonts w:ascii="Segoe UI Light" w:hAnsi="Segoe UI Light" w:cs="Segoe UI Light"/>
+          <w:i/>
+          <w:iCs/>
+        </w:rPr>
+        <w:t xml:space="preserve"> de </w:t>
+      </w:r>
+      <w:proofErr w:type="gramStart"/>
+      <w:r>
+        <w:rPr>
+          <w:rFonts w:ascii="Segoe UI Light" w:hAnsi="Segoe UI Light" w:cs="Segoe UI Light"/>
+          <w:i/>
+          <w:iCs/>
+        </w:rPr>
+        <w:t>: .</w:t>
+      </w:r>
+      <w:proofErr w:type="spellStart"/>
+      <w:r>
+        <w:rPr>
+          <w:rFonts w:ascii="Segoe UI Light" w:hAnsi="Segoe UI Light" w:cs="Segoe UI Light"/>
+          <w:i/>
+          <w:iCs/>
+        </w:rPr>
+        <w:t>projects</w:t>
+      </w:r>
+      <w:proofErr w:type="spellEnd"/>
+      <w:r>
+        <w:rPr>
+          <w:rFonts w:ascii="Segoe UI Light" w:hAnsi="Segoe UI Light" w:cs="Segoe UI Light"/>
+          <w:i/>
+          <w:iCs/>
+        </w:rPr>
+        <w:t xml:space="preserve"> .</w:t>
+      </w:r>
+      <w:proofErr w:type="spellStart"/>
+      <w:r>
+        <w:rPr>
+          <w:rFonts w:ascii="Segoe UI Light" w:hAnsi="Segoe UI Light" w:cs="Segoe UI Light"/>
+          <w:i/>
+          <w:iCs/>
+        </w:rPr>
+        <w:t>left</w:t>
+      </w:r>
+      <w:proofErr w:type="spellEnd"/>
+      <w:proofErr w:type="gramEnd"/>
+      <w:r>
+        <w:rPr>
+          <w:rFonts w:ascii="Segoe UI Light" w:hAnsi="Segoe UI Light" w:cs="Segoe UI Light"/>
+          <w:i/>
+          <w:iCs/>
+        </w:rPr>
+        <w:t>-</w:t>
+      </w:r>
+      <w:proofErr w:type="gramStart"/>
+      <w:r>
+        <w:rPr>
+          <w:rFonts w:ascii="Segoe UI Light" w:hAnsi="Segoe UI Light" w:cs="Segoe UI Light"/>
+          <w:i/>
+          <w:iCs/>
+        </w:rPr>
+        <w:t>part .</w:t>
+      </w:r>
+      <w:proofErr w:type="spellStart"/>
+      <w:r>
+        <w:rPr>
+          <w:rFonts w:ascii="Segoe UI Light" w:hAnsi="Segoe UI Light" w:cs="Segoe UI Light"/>
+          <w:i/>
+          <w:iCs/>
+        </w:rPr>
+        <w:t>left</w:t>
+      </w:r>
+      <w:proofErr w:type="spellEnd"/>
+      <w:proofErr w:type="gramEnd"/>
+      <w:r>
+        <w:rPr>
+          <w:rFonts w:ascii="Segoe UI Light" w:hAnsi="Segoe UI Light" w:cs="Segoe UI Light"/>
+          <w:i/>
+          <w:iCs/>
+        </w:rPr>
+        <w:t>-right {</w:t>
+      </w:r>
+      <w:proofErr w:type="spellStart"/>
+      <w:r>
+        <w:rPr>
+          <w:rFonts w:ascii="Segoe UI Light" w:hAnsi="Segoe UI Light" w:cs="Segoe UI Light"/>
+          <w:i/>
+          <w:iCs/>
+        </w:rPr>
+        <w:t>color</w:t>
+      </w:r>
+      <w:proofErr w:type="spellEnd"/>
+      <w:r>
+        <w:rPr>
+          <w:rFonts w:ascii="Segoe UI Light" w:hAnsi="Segoe UI Light" w:cs="Segoe UI Light"/>
+          <w:i/>
+          <w:iCs/>
+        </w:rPr>
+        <w:t xml:space="preserve"> : </w:t>
+      </w:r>
+      <w:proofErr w:type="gramStart"/>
+      <w:r>
+        <w:rPr>
+          <w:rFonts w:ascii="Segoe UI Light" w:hAnsi="Segoe UI Light" w:cs="Segoe UI Light"/>
+          <w:i/>
+          <w:iCs/>
+        </w:rPr>
+        <w:t>var(</w:t>
+      </w:r>
+      <w:proofErr w:type="gramEnd"/>
+      <w:r>
+        <w:rPr>
+          <w:rFonts w:ascii="Segoe UI Light" w:hAnsi="Segoe UI Light" w:cs="Segoe UI Light"/>
+          <w:i/>
+          <w:iCs/>
+        </w:rPr>
+        <w:t>--</w:t>
+      </w:r>
+      <w:proofErr w:type="spellStart"/>
+      <w:r>
+        <w:rPr>
+          <w:rFonts w:ascii="Segoe UI Light" w:hAnsi="Segoe UI Light" w:cs="Segoe UI Light"/>
+          <w:i/>
+          <w:iCs/>
+        </w:rPr>
+        <w:t>primary</w:t>
+      </w:r>
+      <w:proofErr w:type="spellEnd"/>
+      <w:r>
+        <w:rPr>
+          <w:rFonts w:ascii="Segoe UI Light" w:hAnsi="Segoe UI Light" w:cs="Segoe UI Light"/>
+          <w:i/>
+          <w:iCs/>
+        </w:rPr>
+        <w:t>)</w:t>
       </w:r>
       <w:r>
         <w:rPr>
@@ -701,33 +954,63 @@
         <w:rPr>
           <w:rFonts w:ascii="Segoe UI Light" w:hAnsi="Segoe UI Light" w:cs="Segoe UI Light"/>
         </w:rPr>
-        <w:t>les borders</w:t>
-      </w:r>
-      <w:r>
-        <w:rPr>
-          <w:rFonts w:ascii="Segoe UI Light" w:hAnsi="Segoe UI Light" w:cs="Segoe UI Light"/>
-        </w:rPr>
-        <w:t>, et les box-shadow</w:t>
-      </w:r>
-    </w:p>
-    <w:p>
-      <w:pPr>
-        <w:rPr>
-          <w:rFonts w:ascii="Segoe UI Light" w:hAnsi="Segoe UI Light" w:cs="Segoe UI Light"/>
-        </w:rPr>
-      </w:pPr>
-    </w:p>
-    <w:p>
-      <w:pPr>
-        <w:rPr>
-          <w:rFonts w:ascii="Segoe UI Light" w:hAnsi="Segoe UI Light" w:cs="Segoe UI Light"/>
-        </w:rPr>
-      </w:pPr>
-      <w:r>
-        <w:rPr>
-          <w:rFonts w:ascii="Segoe UI Light" w:hAnsi="Segoe UI Light" w:cs="Segoe UI Light"/>
-        </w:rPr>
-        <w:t>Pour le skills-shop, c’est exactement la même pratique</w:t>
+        <w:t xml:space="preserve">les </w:t>
+      </w:r>
+      <w:proofErr w:type="spellStart"/>
+      <w:r>
+        <w:rPr>
+          <w:rFonts w:ascii="Segoe UI Light" w:hAnsi="Segoe UI Light" w:cs="Segoe UI Light"/>
+        </w:rPr>
+        <w:t>borders</w:t>
+      </w:r>
+      <w:proofErr w:type="spellEnd"/>
+      <w:r>
+        <w:rPr>
+          <w:rFonts w:ascii="Segoe UI Light" w:hAnsi="Segoe UI Light" w:cs="Segoe UI Light"/>
+        </w:rPr>
+        <w:t>, et les box-</w:t>
+      </w:r>
+      <w:proofErr w:type="spellStart"/>
+      <w:r>
+        <w:rPr>
+          <w:rFonts w:ascii="Segoe UI Light" w:hAnsi="Segoe UI Light" w:cs="Segoe UI Light"/>
+        </w:rPr>
+        <w:t>shadow</w:t>
+      </w:r>
+      <w:proofErr w:type="spellEnd"/>
+    </w:p>
+    <w:p>
+      <w:pPr>
+        <w:rPr>
+          <w:rFonts w:ascii="Segoe UI Light" w:hAnsi="Segoe UI Light" w:cs="Segoe UI Light"/>
+        </w:rPr>
+      </w:pPr>
+    </w:p>
+    <w:p>
+      <w:pPr>
+        <w:rPr>
+          <w:rFonts w:ascii="Segoe UI Light" w:hAnsi="Segoe UI Light" w:cs="Segoe UI Light"/>
+        </w:rPr>
+      </w:pPr>
+      <w:r>
+        <w:rPr>
+          <w:rFonts w:ascii="Segoe UI Light" w:hAnsi="Segoe UI Light" w:cs="Segoe UI Light"/>
+        </w:rPr>
+        <w:t xml:space="preserve">Pour le </w:t>
+      </w:r>
+      <w:proofErr w:type="spellStart"/>
+      <w:r>
+        <w:rPr>
+          <w:rFonts w:ascii="Segoe UI Light" w:hAnsi="Segoe UI Light" w:cs="Segoe UI Light"/>
+        </w:rPr>
+        <w:t>skills</w:t>
+      </w:r>
+      <w:proofErr w:type="spellEnd"/>
+      <w:r>
+        <w:rPr>
+          <w:rFonts w:ascii="Segoe UI Light" w:hAnsi="Segoe UI Light" w:cs="Segoe UI Light"/>
+        </w:rPr>
+        <w:t>-shop, c’est exactement la même pratique</w:t>
       </w:r>
       <w:r>
         <w:rPr>
@@ -751,6 +1034,56 @@
     </w:sectPr>
   </w:body>
 </w:document>
+</file>
+
+<file path=word/endnotes.xml><?xml version="1.0" encoding="utf-8"?>
+<w:endnotes xmlns:wpc="http://schemas.microsoft.com/office/word/2010/wordprocessingCanvas" xmlns:cx="http://schemas.microsoft.com/office/drawing/2014/chartex" xmlns:cx1="http://schemas.microsoft.com/office/drawing/2015/9/8/chartex" xmlns:cx2="http://schemas.microsoft.com/office/drawing/2015/10/21/chartex" xmlns:cx3="http://schemas.microsoft.com/office/drawing/2016/5/9/chartex" xmlns:cx4="http://schemas.microsoft.com/office/drawing/2016/5/10/chartex" xmlns:cx5="http://schemas.microsoft.com/office/drawing/2016/5/11/chartex" xmlns:cx6="http://schemas.microsoft.com/office/drawing/2016/5/12/chartex" xmlns:cx7="http://schemas.microsoft.com/office/drawing/2016/5/13/chartex" xmlns:cx8="http://schemas.microsoft.com/office/drawing/2016/5/14/chartex" xmlns:mc="http://schemas.openxmlformats.org/markup-compatibility/2006" xmlns:aink="http://schemas.microsoft.com/office/drawing/2016/ink" xmlns:am3d="http://schemas.microsoft.com/office/drawing/2017/model3d" xmlns:o="urn:schemas-microsoft-com:office:office" xmlns:oel="http://schemas.microsoft.com/office/2019/extlst" xmlns:r="http://schemas.openxmlformats.org/officeDocument/2006/relationships" xmlns:m="http://schemas.openxmlformats.org/officeDocument/2006/math" xmlns:v="urn:schemas-microsoft-com:vml" xmlns:wp14="http://schemas.microsoft.com/office/word/2010/wordprocessingDrawing" xmlns:wp="http://schemas.openxmlformats.org/drawingml/2006/wordprocessingDrawing" xmlns:w10="urn:schemas-microsoft-com:office:word" xmlns:w="http://schemas.openxmlformats.org/wordprocessingml/2006/main" xmlns:w14="http://schemas.microsoft.com/office/word/2010/wordml" xmlns:w15="http://schemas.microsoft.com/office/word/2012/wordml" xmlns:w16cex="http://schemas.microsoft.com/office/word/2018/wordml/cex" xmlns:w16cid="http://schemas.microsoft.com/office/word/2016/wordml/cid" xmlns:w16="http://schemas.microsoft.com/office/word/2018/wordml" xmlns:w16du="http://schemas.microsoft.com/office/word/2023/wordml/word16du" xmlns:w16sdtdh="http://schemas.microsoft.com/office/word/2020/wordml/sdtdatahash" xmlns:w16sdtfl="http://schemas.microsoft.com/office/word/2024/wordml/sdtformatlock" xmlns:w16se="http://schemas.microsoft.com/office/word/2015/wordml/symex" xmlns:wpg="http://schemas.microsoft.com/office/word/2010/wordprocessingGroup" xmlns:wpi="http://schemas.microsoft.com/office/word/2010/wordprocessingInk" xmlns:wne="http://schemas.microsoft.com/office/word/2006/wordml" xmlns:wps="http://schemas.microsoft.com/office/word/2010/wordprocessingShape" mc:Ignorable="w14 w15 w16se w16cid w16 w16cex w16sdtdh w16sdtfl w16du wp14">
+  <w:endnote w:type="separator" w:id="-1">
+    <w:p>
+      <w:pPr>
+        <w:spacing w:after="0" w:line="240" w:lineRule="auto"/>
+      </w:pPr>
+      <w:r>
+        <w:separator/>
+      </w:r>
+    </w:p>
+  </w:endnote>
+  <w:endnote w:type="continuationSeparator" w:id="0">
+    <w:p>
+      <w:pPr>
+        <w:spacing w:after="0" w:line="240" w:lineRule="auto"/>
+      </w:pPr>
+      <w:r>
+        <w:continuationSeparator/>
+      </w:r>
+    </w:p>
+  </w:endnote>
+</w:endnotes>
+</file>
+
+<file path=word/footnotes.xml><?xml version="1.0" encoding="utf-8"?>
+<w:footnotes xmlns:wpc="http://schemas.microsoft.com/office/word/2010/wordprocessingCanvas" xmlns:cx="http://schemas.microsoft.com/office/drawing/2014/chartex" xmlns:cx1="http://schemas.microsoft.com/office/drawing/2015/9/8/chartex" xmlns:cx2="http://schemas.microsoft.com/office/drawing/2015/10/21/chartex" xmlns:cx3="http://schemas.microsoft.com/office/drawing/2016/5/9/chartex" xmlns:cx4="http://schemas.microsoft.com/office/drawing/2016/5/10/chartex" xmlns:cx5="http://schemas.microsoft.com/office/drawing/2016/5/11/chartex" xmlns:cx6="http://schemas.microsoft.com/office/drawing/2016/5/12/chartex" xmlns:cx7="http://schemas.microsoft.com/office/drawing/2016/5/13/chartex" xmlns:cx8="http://schemas.microsoft.com/office/drawing/2016/5/14/chartex" xmlns:mc="http://schemas.openxmlformats.org/markup-compatibility/2006" xmlns:aink="http://schemas.microsoft.com/office/drawing/2016/ink" xmlns:am3d="http://schemas.microsoft.com/office/drawing/2017/model3d" xmlns:o="urn:schemas-microsoft-com:office:office" xmlns:oel="http://schemas.microsoft.com/office/2019/extlst" xmlns:r="http://schemas.openxmlformats.org/officeDocument/2006/relationships" xmlns:m="http://schemas.openxmlformats.org/officeDocument/2006/math" xmlns:v="urn:schemas-microsoft-com:vml" xmlns:wp14="http://schemas.microsoft.com/office/word/2010/wordprocessingDrawing" xmlns:wp="http://schemas.openxmlformats.org/drawingml/2006/wordprocessingDrawing" xmlns:w10="urn:schemas-microsoft-com:office:word" xmlns:w="http://schemas.openxmlformats.org/wordprocessingml/2006/main" xmlns:w14="http://schemas.microsoft.com/office/word/2010/wordml" xmlns:w15="http://schemas.microsoft.com/office/word/2012/wordml" xmlns:w16cex="http://schemas.microsoft.com/office/word/2018/wordml/cex" xmlns:w16cid="http://schemas.microsoft.com/office/word/2016/wordml/cid" xmlns:w16="http://schemas.microsoft.com/office/word/2018/wordml" xmlns:w16du="http://schemas.microsoft.com/office/word/2023/wordml/word16du" xmlns:w16sdtdh="http://schemas.microsoft.com/office/word/2020/wordml/sdtdatahash" xmlns:w16sdtfl="http://schemas.microsoft.com/office/word/2024/wordml/sdtformatlock" xmlns:w16se="http://schemas.microsoft.com/office/word/2015/wordml/symex" xmlns:wpg="http://schemas.microsoft.com/office/word/2010/wordprocessingGroup" xmlns:wpi="http://schemas.microsoft.com/office/word/2010/wordprocessingInk" xmlns:wne="http://schemas.microsoft.com/office/word/2006/wordml" xmlns:wps="http://schemas.microsoft.com/office/word/2010/wordprocessingShape" mc:Ignorable="w14 w15 w16se w16cid w16 w16cex w16sdtdh w16sdtfl w16du wp14">
+  <w:footnote w:type="separator" w:id="-1">
+    <w:p>
+      <w:pPr>
+        <w:spacing w:after="0" w:line="240" w:lineRule="auto"/>
+      </w:pPr>
+      <w:r>
+        <w:separator/>
+      </w:r>
+    </w:p>
+  </w:footnote>
+  <w:footnote w:type="continuationSeparator" w:id="0">
+    <w:p>
+      <w:pPr>
+        <w:spacing w:after="0" w:line="240" w:lineRule="auto"/>
+      </w:pPr>
+      <w:r>
+        <w:continuationSeparator/>
+      </w:r>
+    </w:p>
+  </w:footnote>
+</w:footnotes>
 </file>
 
 <file path=word/numbering.xml><?xml version="1.0" encoding="utf-8"?>
@@ -1965,6 +2298,79 @@
       <w:spacing w:val="5"/>
     </w:rPr>
   </w:style>
+  <w:style w:type="paragraph" w:styleId="Header">
+    <w:name w:val="header"/>
+    <w:basedOn w:val="Normal"/>
+    <w:link w:val="HeaderChar"/>
+    <w:uiPriority w:val="99"/>
+    <w:unhideWhenUsed/>
+    <w:rsid w:val="00C14E46"/>
+    <w:pPr>
+      <w:tabs>
+        <w:tab w:val="center" w:pos="4513"/>
+        <w:tab w:val="right" w:pos="9026"/>
+      </w:tabs>
+      <w:spacing w:after="0" w:line="240" w:lineRule="auto"/>
+    </w:pPr>
+  </w:style>
+  <w:style w:type="character" w:customStyle="1" w:styleId="HeaderChar">
+    <w:name w:val="Header Char"/>
+    <w:basedOn w:val="DefaultParagraphFont"/>
+    <w:link w:val="Header"/>
+    <w:uiPriority w:val="99"/>
+    <w:rsid w:val="00C14E46"/>
+    <w:rPr>
+      <w:lang w:val="fr-FR"/>
+    </w:rPr>
+  </w:style>
+  <w:style w:type="paragraph" w:styleId="Footer">
+    <w:name w:val="footer"/>
+    <w:basedOn w:val="Normal"/>
+    <w:link w:val="FooterChar"/>
+    <w:uiPriority w:val="99"/>
+    <w:unhideWhenUsed/>
+    <w:rsid w:val="00C14E46"/>
+    <w:pPr>
+      <w:tabs>
+        <w:tab w:val="center" w:pos="4513"/>
+        <w:tab w:val="right" w:pos="9026"/>
+      </w:tabs>
+      <w:spacing w:after="0" w:line="240" w:lineRule="auto"/>
+    </w:pPr>
+  </w:style>
+  <w:style w:type="character" w:customStyle="1" w:styleId="FooterChar">
+    <w:name w:val="Footer Char"/>
+    <w:basedOn w:val="DefaultParagraphFont"/>
+    <w:link w:val="Footer"/>
+    <w:uiPriority w:val="99"/>
+    <w:rsid w:val="00C14E46"/>
+    <w:rPr>
+      <w:lang w:val="fr-FR"/>
+    </w:rPr>
+  </w:style>
+  <w:style w:type="character" w:styleId="Hyperlink">
+    <w:name w:val="Hyperlink"/>
+    <w:basedOn w:val="DefaultParagraphFont"/>
+    <w:uiPriority w:val="99"/>
+    <w:unhideWhenUsed/>
+    <w:rsid w:val="00C14E46"/>
+    <w:rPr>
+      <w:color w:val="467886" w:themeColor="hyperlink"/>
+      <w:u w:val="single"/>
+    </w:rPr>
+  </w:style>
+  <w:style w:type="character" w:styleId="UnresolvedMention">
+    <w:name w:val="Unresolved Mention"/>
+    <w:basedOn w:val="DefaultParagraphFont"/>
+    <w:uiPriority w:val="99"/>
+    <w:semiHidden/>
+    <w:unhideWhenUsed/>
+    <w:rsid w:val="00C14E46"/>
+    <w:rPr>
+      <w:color w:val="605E5C"/>
+      <w:shd w:val="clear" w:color="auto" w:fill="E1DFDD"/>
+    </w:rPr>
+  </w:style>
 </w:styles>
 </file>
 
